--- a/Nofit_LRT_OD_Demand_Report.docx
+++ b/Nofit_LRT_OD_Demand_Report.docx
@@ -96,6 +96,62 @@
     <w:p>
       <w:r>
         <w:br w:type="page"/>
+      </w:r>
+    </w:p>
+    <w:p>
+      <w:pPr>
+        <w:pBdr>
+          <w:top w:val="single" w:sz="6" w:space="4" w:color="E0B15A"/>
+          <w:left w:val="single" w:sz="6" w:space="4" w:color="E0B15A"/>
+          <w:bottom w:val="single" w:sz="6" w:space="4" w:color="E0B15A"/>
+          <w:right w:val="single" w:sz="6" w:space="4" w:color="E0B15A"/>
+        </w:pBdr>
+        <w:shd w:val="clear" w:color="auto" w:fill="FFF4DB"/>
+        <w:spacing w:after="80"/>
+      </w:pPr>
+      <w:r>
+        <w:rPr>
+          <w:b/>
+          <w:sz w:val="21"/>
+        </w:rPr>
+        <w:t xml:space="preserve">Status note, 21 September 2026. </w:t>
+      </w:r>
+      <w:r>
+        <w:rPr>
+          <w:sz w:val="21"/>
+        </w:rPr>
+        <w:t>This report describes the state of the work on 8 September 2026 and is kept as a record. Parts of it are overtaken. The survey × cellular hybrid it presents as the primary TAZ product is now labelled historical: a direct test (Hybrid_superzone_conservation_test.ipynb) shows it does not reproduce its own superzone-to-superzone totals (55 of 627 larger superzone pairs off by more than 10 %). The 25-area all-mode composite and its 8.9 % transit share mix a residents' door-to-door car layer with all-rider boardings and are no longer the base of anything. The 0.91 ticketing-to-survey ratio in section 5 cannot be read both as proof that the two sources measure the same thing and as a 2018–2022 decline; the frames differ. The confidence expressed in ticketing coverage was misplaced: the extract records a fifth to two fifths of the survey's bus trips in seven superzones, almost all of it a local-trip gap.</w:t>
+      </w:r>
+    </w:p>
+    <w:p>
+      <w:pPr>
+        <w:pBdr>
+          <w:top w:val="single" w:sz="6" w:space="4" w:color="E0B15A"/>
+          <w:left w:val="single" w:sz="6" w:space="4" w:color="E0B15A"/>
+          <w:bottom w:val="single" w:sz="6" w:space="4" w:color="E0B15A"/>
+          <w:right w:val="single" w:sz="6" w:space="4" w:color="E0B15A"/>
+        </w:pBdr>
+        <w:shd w:val="clear" w:color="auto" w:fill="FFF4DB"/>
+        <w:spacing w:after="240"/>
+      </w:pPr>
+      <w:r>
+        <w:rPr>
+          <w:b/>
+          <w:sz w:val="21"/>
+        </w:rPr>
+        <w:t xml:space="preserve">Where the current work is. </w:t>
+      </w:r>
+      <w:r>
+        <w:rPr>
+          <w:sz w:val="21"/>
+        </w:rPr>
+        <w:t>The authoritative base is now the survey-only 2022 layer set (car, bus, taxi-type, rail) described in Survey_Matrices_Car_Bus_Rail_Report.docx (revision 2, 21 September 2026) and METHODOLOGY.md section 0, which lists every published file with its base, geography, modes, vintage and status. The journey-identifier correction described in this report (section 4.6) stands and is used throughout. The external review that prompted these changes is Nofit_Demand_Methodology_Review.md in the repository.</w:t>
+      </w:r>
+      <w:r>
+        <w:rPr>
+          <w:sz w:val="21"/>
+        </w:rPr>
+        <w:t xml:space="preserve"> The PDF beside this file is the 8 September rendering and does not carry this note; LibreOffice is not usable in the environment where the note was added.</w:t>
       </w:r>
     </w:p>
     <w:p>
